--- a/camila-sartori/materiais-grupo-vip/janeiro-comunidade.docx
+++ b/camila-sartori/materiais-grupo-vip/janeiro-comunidade.docx
@@ -308,7 +308,7 @@
           <w:color w:val="5A1042"/>
           <w:sz w:val="30"/>
         </w:rPr>
-        <w:t>Semana 1 (11–17/01)</w:t>
+        <w:t>Semana 1 (04–10/01)</w:t>
       </w:r>
     </w:p>
     <w:p>
@@ -512,7 +512,7 @@
           <w:color w:val="5A1042"/>
           <w:sz w:val="30"/>
         </w:rPr>
-        <w:t>Semana 2 (18–24/01)</w:t>
+        <w:t>Semana 2 (11–17/01)</w:t>
       </w:r>
     </w:p>
     <w:p>
@@ -705,7 +705,7 @@
           <w:color w:val="5A1042"/>
           <w:sz w:val="30"/>
         </w:rPr>
-        <w:t>Semana 3 (25–31/01)</w:t>
+        <w:t>Semana 3 (18–24/01)</w:t>
       </w:r>
     </w:p>
     <w:p>
@@ -962,7 +962,7 @@
           <w:color w:val="5A1042"/>
           <w:sz w:val="30"/>
         </w:rPr>
-        <w:t>Semana 4 (01–07/02)</w:t>
+        <w:t>Semana 4 (25–31/01)</w:t>
       </w:r>
     </w:p>
     <w:p>
@@ -1188,7 +1188,7 @@
           <w:color w:val="5A1042"/>
           <w:sz w:val="30"/>
         </w:rPr>
-        <w:t>Semana 5 (08–14/02)</w:t>
+        <w:t>Semana 5 (01–07/02)</w:t>
       </w:r>
     </w:p>
     <w:p>
